--- a/Base Application.Source/Sales/History/SimpleSalesReturnReceipt.docx
+++ b/Base Application.Source/Sales/History/SimpleSalesReturnReceipt.docx
@@ -132,11 +132,11 @@
  
                  < C o m p a n y A d d r 8 > C o m p a n y A d d r 8 < / C o m p a n y A d d r 8 >   
-                 < C o m p a n y I n f o 1 P i c t u r e > C o m p a n y I n f o 1 P i c t u r e < / C o m p a n y I n f o 1 P i c t u r e > - 
-                 < C o m p a n y I n f o 2 P i c t u r e > C o m p a n y I n f o 2 P i c t u r e < / C o m p a n y I n f o 2 P i c t u r e > - 
-                 < C o m p a n y I n f o 3 P i c t u r e > C o m p a n y I n f o 3 P i c t u r e < / C o m p a n y I n f o 3 P i c t u r e > +                 < C o m p a n y I n f o 1 P i c t u r e   / > + 
+                 < C o m p a n y I n f o 2 P i c t u r e   / > + 
+                 < C o m p a n y I n f o 3 P i c t u r e   / >   
                  < C o m p a n y I n f o B a n k A c c N o C p t n > C o m p a n y I n f o B a n k A c c N o C p t n < / C o m p a n y I n f o B a n k A c c N o C p t n >   
